--- a/docpac_10241025/docpac_10241025.docx
+++ b/docpac_10241025/docpac_10241025.docx
@@ -34,16 +34,7 @@
           <w:sz w:val="28"/>
           <w:szCs w:val="28"/>
         </w:rPr>
-        <w:t>0</w:t>
-      </w:r>
-      <w:r>
-        <w:rPr>
-          <w:b/>
-          <w:i/>
-          <w:sz w:val="28"/>
-          <w:szCs w:val="28"/>
-        </w:rPr>
-        <w:t>9</w:t>
+        <w:t>10</w:t>
       </w:r>
       <w:r>
         <w:rPr>
@@ -61,7 +52,7 @@
           <w:sz w:val="28"/>
           <w:szCs w:val="28"/>
         </w:rPr>
-        <w:t>17</w:t>
+        <w:t>24</w:t>
       </w:r>
       <w:r>
         <w:rPr>
@@ -144,7 +135,7 @@
           <w:sz w:val="28"/>
           <w:szCs w:val="28"/>
         </w:rPr>
-        <w:t>17</w:t>
+        <w:t>24</w:t>
       </w:r>
       <w:r>
         <w:rPr>
@@ -294,15 +285,7 @@
               <w:ind w:right="240"/>
             </w:pPr>
             <w:r>
-              <w:t xml:space="preserve">Prepare a </w:t>
-            </w:r>
-            <w:proofErr w:type="spellStart"/>
-            <w:r>
-              <w:t>Formbar</w:t>
-            </w:r>
-            <w:proofErr w:type="spellEnd"/>
-            <w:r>
-              <w:t xml:space="preserve"> template for quickly starting new projects</w:t>
+              <w:t>Review the work done in class in the first quarter and develop improvement plans</w:t>
             </w:r>
           </w:p>
           <w:p>
@@ -357,10 +340,7 @@
               <w:jc w:val="both"/>
             </w:pPr>
             <w:r>
-              <w:t xml:space="preserve">No School </w:t>
-            </w:r>
-            <w:r>
-              <w:t>Monday</w:t>
+              <w:t>Two-Hour Delay Friday</w:t>
             </w:r>
           </w:p>
         </w:tc>
@@ -398,13 +378,8 @@
               </w:numPr>
               <w:ind w:right="240"/>
             </w:pPr>
-            <w:proofErr w:type="spellStart"/>
             <w:r>
-              <w:t>Formbar</w:t>
-            </w:r>
-            <w:proofErr w:type="spellEnd"/>
-            <w:r>
-              <w:t xml:space="preserve"> Boilerplate</w:t>
+              <w:t>DocPac Audit</w:t>
             </w:r>
           </w:p>
           <w:p>
@@ -438,18 +413,8 @@
             <w:r>
               <w:t>Weekly SCRUM</w:t>
             </w:r>
-          </w:p>
-          <w:p>
-            <w:pPr>
-              <w:pStyle w:val="ListParagraph"/>
-              <w:numPr>
-                <w:ilvl w:val="0"/>
-                <w:numId w:val="3"/>
-              </w:numPr>
-              <w:ind w:right="240"/>
-            </w:pPr>
             <w:r>
-              <w:t>Reflections</w:t>
+              <w:t>*</w:t>
             </w:r>
           </w:p>
         </w:tc>
@@ -475,13 +440,8 @@
               </w:numPr>
               <w:ind w:right="240"/>
             </w:pPr>
-            <w:proofErr w:type="spellStart"/>
             <w:r>
-              <w:t>Formbar</w:t>
-            </w:r>
-            <w:proofErr w:type="spellEnd"/>
-            <w:r>
-              <w:t xml:space="preserve"> Boilerplate</w:t>
+              <w:t>DocPac Audit</w:t>
             </w:r>
           </w:p>
           <w:p>
@@ -515,18 +475,8 @@
             <w:r>
               <w:t>Weekly SCRUM</w:t>
             </w:r>
-          </w:p>
-          <w:p>
-            <w:pPr>
-              <w:pStyle w:val="ListParagraph"/>
-              <w:numPr>
-                <w:ilvl w:val="0"/>
-                <w:numId w:val="5"/>
-              </w:numPr>
-              <w:ind w:right="240"/>
-            </w:pPr>
             <w:r>
-              <w:t>Reflection</w:t>
+              <w:t>*</w:t>
             </w:r>
           </w:p>
         </w:tc>
@@ -559,7 +509,6 @@
               <w:t>Changes/Notes:</w:t>
             </w:r>
           </w:p>
-          <w:p/>
           <w:p>
             <w:pPr>
               <w:pStyle w:val="ListParagraph"/>
@@ -582,6 +531,18 @@
             </w:pPr>
             <w:r>
               <w:t>Weekly Scrum has been modified this week.</w:t>
+            </w:r>
+          </w:p>
+          <w:p>
+            <w:pPr>
+              <w:pStyle w:val="ListParagraph"/>
+              <w:numPr>
+                <w:ilvl w:val="0"/>
+                <w:numId w:val="43"/>
+              </w:numPr>
+            </w:pPr>
+            <w:r>
+              <w:t>The Reflections are part of DocPac Audit.</w:t>
             </w:r>
           </w:p>
           <w:p>
@@ -649,6 +610,9 @@
       <w:r>
         <w:t>Weekly SCRUM</w:t>
       </w:r>
+      <w:r>
+        <w:t>*</w:t>
+      </w:r>
     </w:p>
     <w:p>
       <w:pPr>
@@ -657,8 +621,6 @@
       <w:r>
         <w:t>We are wrapping up to take a break from company work. Attend your meeting and only show the work from last week. You will not be graded on work for next week.</w:t>
       </w:r>
-      <w:bookmarkStart w:id="0" w:name="_GoBack"/>
-      <w:bookmarkEnd w:id="0"/>
     </w:p>
     <w:p>
       <w:pPr>
@@ -724,7 +686,10 @@
         </w:numPr>
       </w:pPr>
       <w:r>
-        <w:t>Only submissions. Instructional-only papers not needed. If your name is on it, save it.</w:t>
+        <w:t xml:space="preserve">Only submissions. Instructional-only papers not needed. If your name is on it, </w:t>
+      </w:r>
+      <w:r>
+        <w:t>put it in the DocPac</w:t>
       </w:r>
     </w:p>
     <w:p>
@@ -813,7 +778,19 @@
         </w:numPr>
       </w:pPr>
       <w:r>
-        <w:t>Locate all “Reflect on the Day” papers.</w:t>
+        <w:t>Locate all “Reflect on the Day” papers</w:t>
+      </w:r>
+      <w:r>
+        <w:t xml:space="preserve"> </w:t>
+      </w:r>
+      <w:r>
+        <w:rPr>
+          <w:i/>
+        </w:rPr>
+        <w:t>except</w:t>
+      </w:r>
+      <w:r>
+        <w:t xml:space="preserve"> the one from this week.</w:t>
       </w:r>
     </w:p>
     <w:p>
@@ -959,11 +936,9 @@
                   <w:tcW w:w="2305" w:type="dxa"/>
                 </w:tcPr>
                 <w:p>
-                  <w:proofErr w:type="spellStart"/>
                   <w:r>
-                    <w:t>Punctuatlity</w:t>
+                    <w:t>Punctuality</w:t>
                   </w:r>
-                  <w:proofErr w:type="spellEnd"/>
                 </w:p>
               </w:tc>
               <w:tc>
@@ -1186,6 +1161,7 @@
               <w:t>Overall Insights:</w:t>
             </w:r>
           </w:p>
+          <w:p/>
         </w:tc>
       </w:tr>
       <w:tr>
@@ -1218,6 +1194,7 @@
           <w:p/>
           <w:p/>
           <w:p/>
+          <w:p/>
         </w:tc>
       </w:tr>
     </w:tbl>
@@ -1229,6 +1206,22 @@
         <w:lastRenderedPageBreak/>
         <w:t>Reflection</w:t>
       </w:r>
+      <w:r>
+        <w:t>s*</w:t>
+      </w:r>
+      <w:bookmarkStart w:id="0" w:name="_GoBack"/>
+      <w:bookmarkEnd w:id="0"/>
+    </w:p>
+    <w:p>
+      <w:r>
+        <w:t xml:space="preserve">Review all Reflections from DocPacs 1-9 to answer these </w:t>
+      </w:r>
+      <w:r>
+        <w:t>questions</w:t>
+      </w:r>
+      <w:r>
+        <w:t>.</w:t>
+      </w:r>
     </w:p>
     <w:p>
       <w:pPr>
@@ -1241,7 +1234,7 @@
         <w:rPr>
           <w:b/>
         </w:rPr>
-        <w:t>What was one mistake you made in school or otherwise that you can recognize? What can you do in the future to prevent it from happening again?</w:t>
+        <w:t>Review each “mistake” you documented. Which plans did you implement that were effective to prevent the mistake from happening again?</w:t>
       </w:r>
     </w:p>
     <w:tbl>
@@ -1533,45 +1526,935 @@
     </w:tbl>
     <w:p>
       <w:pPr>
-        <w:pStyle w:val="Heading1"/>
+        <w:spacing w:before="240"/>
+        <w:rPr>
+          <w:b/>
+        </w:rPr>
       </w:pPr>
       <w:r>
-        <w:t>More reflections to come</w:t>
+        <w:rPr>
+          <w:b/>
+        </w:rPr>
+        <w:t xml:space="preserve">Review each “mistake” you documented. Which </w:t>
+      </w:r>
+      <w:r>
+        <w:rPr>
+          <w:b/>
+        </w:rPr>
+        <w:t>mistakes have you failed to correct? What was wrong with your plan that it did not work?</w:t>
       </w:r>
     </w:p>
+    <w:tbl>
+      <w:tblPr>
+        <w:tblW w:w="5000" w:type="pct"/>
+        <w:tblBorders>
+          <w:top w:val="single" w:sz="4" w:space="0" w:color="BFBFBF"/>
+          <w:left w:val="single" w:sz="4" w:space="0" w:color="BFBFBF"/>
+          <w:bottom w:val="single" w:sz="4" w:space="0" w:color="BFBFBF"/>
+          <w:right w:val="single" w:sz="4" w:space="0" w:color="BFBFBF"/>
+          <w:insideH w:val="single" w:sz="4" w:space="0" w:color="BFBFBF"/>
+          <w:insideV w:val="single" w:sz="4" w:space="0" w:color="BFBFBF"/>
+        </w:tblBorders>
+        <w:tblLook w:val="04A0" w:firstRow="1" w:lastRow="0" w:firstColumn="1" w:lastColumn="0" w:noHBand="0" w:noVBand="1"/>
+      </w:tblPr>
+      <w:tblGrid>
+        <w:gridCol w:w="10440"/>
+      </w:tblGrid>
+      <w:tr>
+        <w:tc>
+          <w:tcPr>
+            <w:tcW w:w="5000" w:type="pct"/>
+            <w:tcBorders>
+              <w:top w:val="single" w:sz="8" w:space="0" w:color="000000"/>
+              <w:left w:val="nil"/>
+              <w:bottom w:val="nil"/>
+              <w:right w:val="nil"/>
+            </w:tcBorders>
+          </w:tcPr>
+          <w:p>
+            <w:pPr>
+              <w:spacing w:after="0"/>
+              <w:rPr>
+                <w:sz w:val="16"/>
+                <w:szCs w:val="16"/>
+              </w:rPr>
+            </w:pPr>
+          </w:p>
+        </w:tc>
+      </w:tr>
+      <w:tr>
+        <w:tc>
+          <w:tcPr>
+            <w:tcW w:w="5000" w:type="pct"/>
+            <w:tcBorders>
+              <w:top w:val="nil"/>
+              <w:left w:val="nil"/>
+              <w:bottom w:val="single" w:sz="8" w:space="0" w:color="000000"/>
+              <w:right w:val="nil"/>
+            </w:tcBorders>
+            <w:shd w:val="clear" w:color="auto" w:fill="D9D9D9" w:themeFill="background1" w:themeFillShade="D9"/>
+          </w:tcPr>
+          <w:p>
+            <w:pPr>
+              <w:spacing w:after="0"/>
+              <w:rPr>
+                <w:sz w:val="16"/>
+                <w:szCs w:val="16"/>
+              </w:rPr>
+            </w:pPr>
+          </w:p>
+        </w:tc>
+      </w:tr>
+      <w:tr>
+        <w:tc>
+          <w:tcPr>
+            <w:tcW w:w="5000" w:type="pct"/>
+            <w:tcBorders>
+              <w:top w:val="single" w:sz="8" w:space="0" w:color="000000"/>
+              <w:left w:val="nil"/>
+              <w:bottom w:val="nil"/>
+              <w:right w:val="nil"/>
+            </w:tcBorders>
+          </w:tcPr>
+          <w:p>
+            <w:pPr>
+              <w:spacing w:after="0"/>
+              <w:rPr>
+                <w:sz w:val="16"/>
+                <w:szCs w:val="16"/>
+              </w:rPr>
+            </w:pPr>
+          </w:p>
+        </w:tc>
+      </w:tr>
+      <w:tr>
+        <w:tc>
+          <w:tcPr>
+            <w:tcW w:w="5000" w:type="pct"/>
+            <w:tcBorders>
+              <w:top w:val="nil"/>
+              <w:left w:val="nil"/>
+              <w:bottom w:val="single" w:sz="8" w:space="0" w:color="000000"/>
+              <w:right w:val="nil"/>
+            </w:tcBorders>
+            <w:shd w:val="clear" w:color="auto" w:fill="D9D9D9" w:themeFill="background1" w:themeFillShade="D9"/>
+          </w:tcPr>
+          <w:p>
+            <w:pPr>
+              <w:spacing w:after="0"/>
+              <w:rPr>
+                <w:sz w:val="16"/>
+                <w:szCs w:val="16"/>
+              </w:rPr>
+            </w:pPr>
+          </w:p>
+        </w:tc>
+      </w:tr>
+      <w:tr>
+        <w:tc>
+          <w:tcPr>
+            <w:tcW w:w="5000" w:type="pct"/>
+            <w:tcBorders>
+              <w:top w:val="single" w:sz="8" w:space="0" w:color="000000"/>
+              <w:left w:val="nil"/>
+              <w:bottom w:val="nil"/>
+              <w:right w:val="nil"/>
+            </w:tcBorders>
+          </w:tcPr>
+          <w:p>
+            <w:pPr>
+              <w:spacing w:after="0"/>
+              <w:rPr>
+                <w:sz w:val="16"/>
+                <w:szCs w:val="16"/>
+              </w:rPr>
+            </w:pPr>
+          </w:p>
+        </w:tc>
+      </w:tr>
+      <w:tr>
+        <w:tc>
+          <w:tcPr>
+            <w:tcW w:w="5000" w:type="pct"/>
+            <w:tcBorders>
+              <w:top w:val="nil"/>
+              <w:left w:val="nil"/>
+              <w:bottom w:val="single" w:sz="8" w:space="0" w:color="000000"/>
+              <w:right w:val="nil"/>
+            </w:tcBorders>
+            <w:shd w:val="clear" w:color="auto" w:fill="D9D9D9" w:themeFill="background1" w:themeFillShade="D9"/>
+          </w:tcPr>
+          <w:p>
+            <w:pPr>
+              <w:spacing w:after="0"/>
+              <w:rPr>
+                <w:sz w:val="16"/>
+                <w:szCs w:val="16"/>
+              </w:rPr>
+            </w:pPr>
+          </w:p>
+        </w:tc>
+      </w:tr>
+      <w:tr>
+        <w:tc>
+          <w:tcPr>
+            <w:tcW w:w="5000" w:type="pct"/>
+            <w:tcBorders>
+              <w:top w:val="single" w:sz="8" w:space="0" w:color="000000"/>
+              <w:left w:val="nil"/>
+              <w:bottom w:val="nil"/>
+              <w:right w:val="nil"/>
+            </w:tcBorders>
+          </w:tcPr>
+          <w:p>
+            <w:pPr>
+              <w:spacing w:after="0"/>
+              <w:rPr>
+                <w:sz w:val="16"/>
+                <w:szCs w:val="16"/>
+              </w:rPr>
+            </w:pPr>
+          </w:p>
+        </w:tc>
+      </w:tr>
+      <w:tr>
+        <w:tc>
+          <w:tcPr>
+            <w:tcW w:w="5000" w:type="pct"/>
+            <w:tcBorders>
+              <w:top w:val="nil"/>
+              <w:left w:val="nil"/>
+              <w:bottom w:val="single" w:sz="8" w:space="0" w:color="000000"/>
+              <w:right w:val="nil"/>
+            </w:tcBorders>
+            <w:shd w:val="clear" w:color="auto" w:fill="D9D9D9" w:themeFill="background1" w:themeFillShade="D9"/>
+          </w:tcPr>
+          <w:p>
+            <w:pPr>
+              <w:spacing w:after="0"/>
+              <w:rPr>
+                <w:sz w:val="16"/>
+                <w:szCs w:val="16"/>
+              </w:rPr>
+            </w:pPr>
+          </w:p>
+        </w:tc>
+      </w:tr>
+      <w:tr>
+        <w:tc>
+          <w:tcPr>
+            <w:tcW w:w="5000" w:type="pct"/>
+            <w:tcBorders>
+              <w:top w:val="single" w:sz="8" w:space="0" w:color="000000"/>
+              <w:left w:val="nil"/>
+              <w:bottom w:val="nil"/>
+              <w:right w:val="nil"/>
+            </w:tcBorders>
+          </w:tcPr>
+          <w:p>
+            <w:pPr>
+              <w:spacing w:after="0"/>
+              <w:rPr>
+                <w:sz w:val="16"/>
+                <w:szCs w:val="16"/>
+              </w:rPr>
+            </w:pPr>
+          </w:p>
+        </w:tc>
+      </w:tr>
+      <w:tr>
+        <w:tc>
+          <w:tcPr>
+            <w:tcW w:w="5000" w:type="pct"/>
+            <w:tcBorders>
+              <w:top w:val="nil"/>
+              <w:left w:val="nil"/>
+              <w:bottom w:val="single" w:sz="8" w:space="0" w:color="000000"/>
+              <w:right w:val="nil"/>
+            </w:tcBorders>
+            <w:shd w:val="clear" w:color="auto" w:fill="D9D9D9" w:themeFill="background1" w:themeFillShade="D9"/>
+          </w:tcPr>
+          <w:p>
+            <w:pPr>
+              <w:spacing w:after="0"/>
+              <w:rPr>
+                <w:sz w:val="16"/>
+                <w:szCs w:val="16"/>
+              </w:rPr>
+            </w:pPr>
+          </w:p>
+        </w:tc>
+      </w:tr>
+      <w:tr>
+        <w:tc>
+          <w:tcPr>
+            <w:tcW w:w="5000" w:type="pct"/>
+            <w:tcBorders>
+              <w:top w:val="single" w:sz="8" w:space="0" w:color="000000"/>
+              <w:left w:val="nil"/>
+              <w:bottom w:val="nil"/>
+              <w:right w:val="nil"/>
+            </w:tcBorders>
+          </w:tcPr>
+          <w:p>
+            <w:pPr>
+              <w:spacing w:after="0"/>
+              <w:rPr>
+                <w:sz w:val="16"/>
+                <w:szCs w:val="16"/>
+              </w:rPr>
+            </w:pPr>
+          </w:p>
+        </w:tc>
+      </w:tr>
+      <w:tr>
+        <w:tc>
+          <w:tcPr>
+            <w:tcW w:w="5000" w:type="pct"/>
+            <w:tcBorders>
+              <w:top w:val="nil"/>
+              <w:left w:val="nil"/>
+              <w:bottom w:val="single" w:sz="8" w:space="0" w:color="000000"/>
+              <w:right w:val="nil"/>
+            </w:tcBorders>
+            <w:shd w:val="clear" w:color="auto" w:fill="D9D9D9" w:themeFill="background1" w:themeFillShade="D9"/>
+          </w:tcPr>
+          <w:p>
+            <w:pPr>
+              <w:spacing w:after="0"/>
+              <w:rPr>
+                <w:sz w:val="16"/>
+                <w:szCs w:val="16"/>
+              </w:rPr>
+            </w:pPr>
+          </w:p>
+        </w:tc>
+      </w:tr>
+    </w:tbl>
     <w:p>
       <w:pPr>
-        <w:pStyle w:val="Heading1"/>
-      </w:pPr>
-    </w:p>
-    <w:p>
-      <w:pPr>
-        <w:pStyle w:val="Heading1"/>
-      </w:pPr>
-    </w:p>
-    <w:p>
-      <w:pPr>
-        <w:pStyle w:val="Heading1"/>
-      </w:pPr>
-    </w:p>
-    <w:p>
-      <w:pPr>
+        <w:spacing w:before="240"/>
         <w:rPr>
-          <w:sz w:val="32"/>
-          <w:szCs w:val="32"/>
+          <w:b/>
         </w:rPr>
       </w:pPr>
       <w:r>
-        <w:br w:type="page"/>
+        <w:rPr>
+          <w:b/>
+        </w:rPr>
+        <w:t xml:space="preserve">Review </w:t>
+      </w:r>
+      <w:r>
+        <w:rPr>
+          <w:b/>
+        </w:rPr>
+        <w:t>feedback left by the instructor</w:t>
+      </w:r>
+      <w:r>
+        <w:rPr>
+          <w:b/>
+        </w:rPr>
+        <w:t xml:space="preserve"> (pink ink), if any. Was any of it helpful, and how so?</w:t>
       </w:r>
     </w:p>
+    <w:tbl>
+      <w:tblPr>
+        <w:tblW w:w="5000" w:type="pct"/>
+        <w:tblBorders>
+          <w:top w:val="single" w:sz="4" w:space="0" w:color="BFBFBF"/>
+          <w:left w:val="single" w:sz="4" w:space="0" w:color="BFBFBF"/>
+          <w:bottom w:val="single" w:sz="4" w:space="0" w:color="BFBFBF"/>
+          <w:right w:val="single" w:sz="4" w:space="0" w:color="BFBFBF"/>
+          <w:insideH w:val="single" w:sz="4" w:space="0" w:color="BFBFBF"/>
+          <w:insideV w:val="single" w:sz="4" w:space="0" w:color="BFBFBF"/>
+        </w:tblBorders>
+        <w:tblLook w:val="04A0" w:firstRow="1" w:lastRow="0" w:firstColumn="1" w:lastColumn="0" w:noHBand="0" w:noVBand="1"/>
+      </w:tblPr>
+      <w:tblGrid>
+        <w:gridCol w:w="10440"/>
+      </w:tblGrid>
+      <w:tr>
+        <w:tc>
+          <w:tcPr>
+            <w:tcW w:w="5000" w:type="pct"/>
+            <w:tcBorders>
+              <w:top w:val="single" w:sz="8" w:space="0" w:color="000000"/>
+              <w:left w:val="nil"/>
+              <w:bottom w:val="nil"/>
+              <w:right w:val="nil"/>
+            </w:tcBorders>
+          </w:tcPr>
+          <w:p>
+            <w:pPr>
+              <w:spacing w:after="0"/>
+              <w:rPr>
+                <w:sz w:val="16"/>
+                <w:szCs w:val="16"/>
+              </w:rPr>
+            </w:pPr>
+          </w:p>
+        </w:tc>
+      </w:tr>
+      <w:tr>
+        <w:tc>
+          <w:tcPr>
+            <w:tcW w:w="5000" w:type="pct"/>
+            <w:tcBorders>
+              <w:top w:val="nil"/>
+              <w:left w:val="nil"/>
+              <w:bottom w:val="single" w:sz="8" w:space="0" w:color="000000"/>
+              <w:right w:val="nil"/>
+            </w:tcBorders>
+            <w:shd w:val="clear" w:color="auto" w:fill="D9D9D9" w:themeFill="background1" w:themeFillShade="D9"/>
+          </w:tcPr>
+          <w:p>
+            <w:pPr>
+              <w:spacing w:after="0"/>
+              <w:rPr>
+                <w:sz w:val="16"/>
+                <w:szCs w:val="16"/>
+              </w:rPr>
+            </w:pPr>
+          </w:p>
+        </w:tc>
+      </w:tr>
+      <w:tr>
+        <w:tc>
+          <w:tcPr>
+            <w:tcW w:w="5000" w:type="pct"/>
+            <w:tcBorders>
+              <w:top w:val="single" w:sz="8" w:space="0" w:color="000000"/>
+              <w:left w:val="nil"/>
+              <w:bottom w:val="nil"/>
+              <w:right w:val="nil"/>
+            </w:tcBorders>
+          </w:tcPr>
+          <w:p>
+            <w:pPr>
+              <w:spacing w:after="0"/>
+              <w:rPr>
+                <w:sz w:val="16"/>
+                <w:szCs w:val="16"/>
+              </w:rPr>
+            </w:pPr>
+          </w:p>
+        </w:tc>
+      </w:tr>
+      <w:tr>
+        <w:tc>
+          <w:tcPr>
+            <w:tcW w:w="5000" w:type="pct"/>
+            <w:tcBorders>
+              <w:top w:val="nil"/>
+              <w:left w:val="nil"/>
+              <w:bottom w:val="single" w:sz="8" w:space="0" w:color="000000"/>
+              <w:right w:val="nil"/>
+            </w:tcBorders>
+            <w:shd w:val="clear" w:color="auto" w:fill="D9D9D9" w:themeFill="background1" w:themeFillShade="D9"/>
+          </w:tcPr>
+          <w:p>
+            <w:pPr>
+              <w:spacing w:after="0"/>
+              <w:rPr>
+                <w:sz w:val="16"/>
+                <w:szCs w:val="16"/>
+              </w:rPr>
+            </w:pPr>
+          </w:p>
+        </w:tc>
+      </w:tr>
+      <w:tr>
+        <w:tc>
+          <w:tcPr>
+            <w:tcW w:w="5000" w:type="pct"/>
+            <w:tcBorders>
+              <w:top w:val="single" w:sz="8" w:space="0" w:color="000000"/>
+              <w:left w:val="nil"/>
+              <w:bottom w:val="nil"/>
+              <w:right w:val="nil"/>
+            </w:tcBorders>
+          </w:tcPr>
+          <w:p>
+            <w:pPr>
+              <w:spacing w:after="0"/>
+              <w:rPr>
+                <w:sz w:val="16"/>
+                <w:szCs w:val="16"/>
+              </w:rPr>
+            </w:pPr>
+          </w:p>
+        </w:tc>
+      </w:tr>
+      <w:tr>
+        <w:tc>
+          <w:tcPr>
+            <w:tcW w:w="5000" w:type="pct"/>
+            <w:tcBorders>
+              <w:top w:val="nil"/>
+              <w:left w:val="nil"/>
+              <w:bottom w:val="single" w:sz="8" w:space="0" w:color="000000"/>
+              <w:right w:val="nil"/>
+            </w:tcBorders>
+            <w:shd w:val="clear" w:color="auto" w:fill="D9D9D9" w:themeFill="background1" w:themeFillShade="D9"/>
+          </w:tcPr>
+          <w:p>
+            <w:pPr>
+              <w:spacing w:after="0"/>
+              <w:rPr>
+                <w:sz w:val="16"/>
+                <w:szCs w:val="16"/>
+              </w:rPr>
+            </w:pPr>
+          </w:p>
+        </w:tc>
+      </w:tr>
+      <w:tr>
+        <w:tc>
+          <w:tcPr>
+            <w:tcW w:w="5000" w:type="pct"/>
+            <w:tcBorders>
+              <w:top w:val="single" w:sz="8" w:space="0" w:color="000000"/>
+              <w:left w:val="nil"/>
+              <w:bottom w:val="nil"/>
+              <w:right w:val="nil"/>
+            </w:tcBorders>
+          </w:tcPr>
+          <w:p>
+            <w:pPr>
+              <w:spacing w:after="0"/>
+              <w:rPr>
+                <w:sz w:val="16"/>
+                <w:szCs w:val="16"/>
+              </w:rPr>
+            </w:pPr>
+          </w:p>
+        </w:tc>
+      </w:tr>
+      <w:tr>
+        <w:tc>
+          <w:tcPr>
+            <w:tcW w:w="5000" w:type="pct"/>
+            <w:tcBorders>
+              <w:top w:val="nil"/>
+              <w:left w:val="nil"/>
+              <w:bottom w:val="single" w:sz="8" w:space="0" w:color="000000"/>
+              <w:right w:val="nil"/>
+            </w:tcBorders>
+            <w:shd w:val="clear" w:color="auto" w:fill="D9D9D9" w:themeFill="background1" w:themeFillShade="D9"/>
+          </w:tcPr>
+          <w:p>
+            <w:pPr>
+              <w:spacing w:after="0"/>
+              <w:rPr>
+                <w:sz w:val="16"/>
+                <w:szCs w:val="16"/>
+              </w:rPr>
+            </w:pPr>
+          </w:p>
+        </w:tc>
+      </w:tr>
+      <w:tr>
+        <w:tc>
+          <w:tcPr>
+            <w:tcW w:w="5000" w:type="pct"/>
+            <w:tcBorders>
+              <w:top w:val="single" w:sz="8" w:space="0" w:color="000000"/>
+              <w:left w:val="nil"/>
+              <w:bottom w:val="nil"/>
+              <w:right w:val="nil"/>
+            </w:tcBorders>
+          </w:tcPr>
+          <w:p>
+            <w:pPr>
+              <w:spacing w:after="0"/>
+              <w:rPr>
+                <w:sz w:val="16"/>
+                <w:szCs w:val="16"/>
+              </w:rPr>
+            </w:pPr>
+          </w:p>
+        </w:tc>
+      </w:tr>
+      <w:tr>
+        <w:tc>
+          <w:tcPr>
+            <w:tcW w:w="5000" w:type="pct"/>
+            <w:tcBorders>
+              <w:top w:val="nil"/>
+              <w:left w:val="nil"/>
+              <w:bottom w:val="single" w:sz="8" w:space="0" w:color="000000"/>
+              <w:right w:val="nil"/>
+            </w:tcBorders>
+            <w:shd w:val="clear" w:color="auto" w:fill="D9D9D9" w:themeFill="background1" w:themeFillShade="D9"/>
+          </w:tcPr>
+          <w:p>
+            <w:pPr>
+              <w:spacing w:after="0"/>
+              <w:rPr>
+                <w:sz w:val="16"/>
+                <w:szCs w:val="16"/>
+              </w:rPr>
+            </w:pPr>
+          </w:p>
+        </w:tc>
+      </w:tr>
+      <w:tr>
+        <w:tc>
+          <w:tcPr>
+            <w:tcW w:w="5000" w:type="pct"/>
+            <w:tcBorders>
+              <w:top w:val="single" w:sz="8" w:space="0" w:color="000000"/>
+              <w:left w:val="nil"/>
+              <w:bottom w:val="nil"/>
+              <w:right w:val="nil"/>
+            </w:tcBorders>
+          </w:tcPr>
+          <w:p>
+            <w:pPr>
+              <w:spacing w:after="0"/>
+              <w:rPr>
+                <w:sz w:val="16"/>
+                <w:szCs w:val="16"/>
+              </w:rPr>
+            </w:pPr>
+          </w:p>
+        </w:tc>
+      </w:tr>
+      <w:tr>
+        <w:tc>
+          <w:tcPr>
+            <w:tcW w:w="5000" w:type="pct"/>
+            <w:tcBorders>
+              <w:top w:val="nil"/>
+              <w:left w:val="nil"/>
+              <w:bottom w:val="single" w:sz="8" w:space="0" w:color="000000"/>
+              <w:right w:val="nil"/>
+            </w:tcBorders>
+            <w:shd w:val="clear" w:color="auto" w:fill="D9D9D9" w:themeFill="background1" w:themeFillShade="D9"/>
+          </w:tcPr>
+          <w:p>
+            <w:pPr>
+              <w:spacing w:after="0"/>
+              <w:rPr>
+                <w:sz w:val="16"/>
+                <w:szCs w:val="16"/>
+              </w:rPr>
+            </w:pPr>
+          </w:p>
+        </w:tc>
+      </w:tr>
+    </w:tbl>
+    <w:p>
+      <w:pPr>
+        <w:spacing w:before="240"/>
+        <w:rPr>
+          <w:b/>
+        </w:rPr>
+      </w:pPr>
+      <w:r>
+        <w:rPr>
+          <w:b/>
+        </w:rPr>
+        <w:t>Reflect on the quarter. What comments do you have about it?</w:t>
+      </w:r>
+    </w:p>
+    <w:tbl>
+      <w:tblPr>
+        <w:tblW w:w="5000" w:type="pct"/>
+        <w:tblBorders>
+          <w:top w:val="single" w:sz="4" w:space="0" w:color="BFBFBF"/>
+          <w:left w:val="single" w:sz="4" w:space="0" w:color="BFBFBF"/>
+          <w:bottom w:val="single" w:sz="4" w:space="0" w:color="BFBFBF"/>
+          <w:right w:val="single" w:sz="4" w:space="0" w:color="BFBFBF"/>
+          <w:insideH w:val="single" w:sz="4" w:space="0" w:color="BFBFBF"/>
+          <w:insideV w:val="single" w:sz="4" w:space="0" w:color="BFBFBF"/>
+        </w:tblBorders>
+        <w:tblLook w:val="04A0" w:firstRow="1" w:lastRow="0" w:firstColumn="1" w:lastColumn="0" w:noHBand="0" w:noVBand="1"/>
+      </w:tblPr>
+      <w:tblGrid>
+        <w:gridCol w:w="10440"/>
+      </w:tblGrid>
+      <w:tr>
+        <w:tc>
+          <w:tcPr>
+            <w:tcW w:w="5000" w:type="pct"/>
+            <w:tcBorders>
+              <w:top w:val="single" w:sz="8" w:space="0" w:color="000000"/>
+              <w:left w:val="nil"/>
+              <w:bottom w:val="nil"/>
+              <w:right w:val="nil"/>
+            </w:tcBorders>
+          </w:tcPr>
+          <w:p>
+            <w:pPr>
+              <w:spacing w:after="0"/>
+              <w:rPr>
+                <w:sz w:val="16"/>
+                <w:szCs w:val="16"/>
+              </w:rPr>
+            </w:pPr>
+          </w:p>
+        </w:tc>
+      </w:tr>
+      <w:tr>
+        <w:tc>
+          <w:tcPr>
+            <w:tcW w:w="5000" w:type="pct"/>
+            <w:tcBorders>
+              <w:top w:val="nil"/>
+              <w:left w:val="nil"/>
+              <w:bottom w:val="single" w:sz="8" w:space="0" w:color="000000"/>
+              <w:right w:val="nil"/>
+            </w:tcBorders>
+            <w:shd w:val="clear" w:color="auto" w:fill="D9D9D9" w:themeFill="background1" w:themeFillShade="D9"/>
+          </w:tcPr>
+          <w:p>
+            <w:pPr>
+              <w:spacing w:after="0"/>
+              <w:rPr>
+                <w:sz w:val="16"/>
+                <w:szCs w:val="16"/>
+              </w:rPr>
+            </w:pPr>
+          </w:p>
+        </w:tc>
+      </w:tr>
+      <w:tr>
+        <w:tc>
+          <w:tcPr>
+            <w:tcW w:w="5000" w:type="pct"/>
+            <w:tcBorders>
+              <w:top w:val="single" w:sz="8" w:space="0" w:color="000000"/>
+              <w:left w:val="nil"/>
+              <w:bottom w:val="nil"/>
+              <w:right w:val="nil"/>
+            </w:tcBorders>
+          </w:tcPr>
+          <w:p>
+            <w:pPr>
+              <w:spacing w:after="0"/>
+              <w:rPr>
+                <w:sz w:val="16"/>
+                <w:szCs w:val="16"/>
+              </w:rPr>
+            </w:pPr>
+          </w:p>
+        </w:tc>
+      </w:tr>
+      <w:tr>
+        <w:tc>
+          <w:tcPr>
+            <w:tcW w:w="5000" w:type="pct"/>
+            <w:tcBorders>
+              <w:top w:val="nil"/>
+              <w:left w:val="nil"/>
+              <w:bottom w:val="single" w:sz="8" w:space="0" w:color="000000"/>
+              <w:right w:val="nil"/>
+            </w:tcBorders>
+            <w:shd w:val="clear" w:color="auto" w:fill="D9D9D9" w:themeFill="background1" w:themeFillShade="D9"/>
+          </w:tcPr>
+          <w:p>
+            <w:pPr>
+              <w:spacing w:after="0"/>
+              <w:rPr>
+                <w:sz w:val="16"/>
+                <w:szCs w:val="16"/>
+              </w:rPr>
+            </w:pPr>
+          </w:p>
+        </w:tc>
+      </w:tr>
+      <w:tr>
+        <w:tc>
+          <w:tcPr>
+            <w:tcW w:w="5000" w:type="pct"/>
+            <w:tcBorders>
+              <w:top w:val="single" w:sz="8" w:space="0" w:color="000000"/>
+              <w:left w:val="nil"/>
+              <w:bottom w:val="nil"/>
+              <w:right w:val="nil"/>
+            </w:tcBorders>
+          </w:tcPr>
+          <w:p>
+            <w:pPr>
+              <w:spacing w:after="0"/>
+              <w:rPr>
+                <w:sz w:val="16"/>
+                <w:szCs w:val="16"/>
+              </w:rPr>
+            </w:pPr>
+          </w:p>
+        </w:tc>
+      </w:tr>
+      <w:tr>
+        <w:tc>
+          <w:tcPr>
+            <w:tcW w:w="5000" w:type="pct"/>
+            <w:tcBorders>
+              <w:top w:val="nil"/>
+              <w:left w:val="nil"/>
+              <w:bottom w:val="single" w:sz="8" w:space="0" w:color="000000"/>
+              <w:right w:val="nil"/>
+            </w:tcBorders>
+            <w:shd w:val="clear" w:color="auto" w:fill="D9D9D9" w:themeFill="background1" w:themeFillShade="D9"/>
+          </w:tcPr>
+          <w:p>
+            <w:pPr>
+              <w:spacing w:after="0"/>
+              <w:rPr>
+                <w:sz w:val="16"/>
+                <w:szCs w:val="16"/>
+              </w:rPr>
+            </w:pPr>
+          </w:p>
+        </w:tc>
+      </w:tr>
+      <w:tr>
+        <w:tc>
+          <w:tcPr>
+            <w:tcW w:w="5000" w:type="pct"/>
+            <w:tcBorders>
+              <w:top w:val="single" w:sz="8" w:space="0" w:color="000000"/>
+              <w:left w:val="nil"/>
+              <w:bottom w:val="nil"/>
+              <w:right w:val="nil"/>
+            </w:tcBorders>
+          </w:tcPr>
+          <w:p>
+            <w:pPr>
+              <w:spacing w:after="0"/>
+              <w:rPr>
+                <w:sz w:val="16"/>
+                <w:szCs w:val="16"/>
+              </w:rPr>
+            </w:pPr>
+          </w:p>
+        </w:tc>
+      </w:tr>
+      <w:tr>
+        <w:tc>
+          <w:tcPr>
+            <w:tcW w:w="5000" w:type="pct"/>
+            <w:tcBorders>
+              <w:top w:val="nil"/>
+              <w:left w:val="nil"/>
+              <w:bottom w:val="single" w:sz="8" w:space="0" w:color="000000"/>
+              <w:right w:val="nil"/>
+            </w:tcBorders>
+            <w:shd w:val="clear" w:color="auto" w:fill="D9D9D9" w:themeFill="background1" w:themeFillShade="D9"/>
+          </w:tcPr>
+          <w:p>
+            <w:pPr>
+              <w:spacing w:after="0"/>
+              <w:rPr>
+                <w:sz w:val="16"/>
+                <w:szCs w:val="16"/>
+              </w:rPr>
+            </w:pPr>
+          </w:p>
+        </w:tc>
+      </w:tr>
+      <w:tr>
+        <w:tc>
+          <w:tcPr>
+            <w:tcW w:w="5000" w:type="pct"/>
+            <w:tcBorders>
+              <w:top w:val="single" w:sz="8" w:space="0" w:color="000000"/>
+              <w:left w:val="nil"/>
+              <w:bottom w:val="nil"/>
+              <w:right w:val="nil"/>
+            </w:tcBorders>
+          </w:tcPr>
+          <w:p>
+            <w:pPr>
+              <w:spacing w:after="0"/>
+              <w:rPr>
+                <w:sz w:val="16"/>
+                <w:szCs w:val="16"/>
+              </w:rPr>
+            </w:pPr>
+          </w:p>
+        </w:tc>
+      </w:tr>
+      <w:tr>
+        <w:tc>
+          <w:tcPr>
+            <w:tcW w:w="5000" w:type="pct"/>
+            <w:tcBorders>
+              <w:top w:val="nil"/>
+              <w:left w:val="nil"/>
+              <w:bottom w:val="single" w:sz="8" w:space="0" w:color="000000"/>
+              <w:right w:val="nil"/>
+            </w:tcBorders>
+            <w:shd w:val="clear" w:color="auto" w:fill="D9D9D9" w:themeFill="background1" w:themeFillShade="D9"/>
+          </w:tcPr>
+          <w:p>
+            <w:pPr>
+              <w:spacing w:after="0"/>
+              <w:rPr>
+                <w:sz w:val="16"/>
+                <w:szCs w:val="16"/>
+              </w:rPr>
+            </w:pPr>
+          </w:p>
+        </w:tc>
+      </w:tr>
+      <w:tr>
+        <w:tc>
+          <w:tcPr>
+            <w:tcW w:w="5000" w:type="pct"/>
+            <w:tcBorders>
+              <w:top w:val="single" w:sz="8" w:space="0" w:color="000000"/>
+              <w:left w:val="nil"/>
+              <w:bottom w:val="nil"/>
+              <w:right w:val="nil"/>
+            </w:tcBorders>
+          </w:tcPr>
+          <w:p>
+            <w:pPr>
+              <w:spacing w:after="0"/>
+              <w:rPr>
+                <w:sz w:val="16"/>
+                <w:szCs w:val="16"/>
+              </w:rPr>
+            </w:pPr>
+          </w:p>
+        </w:tc>
+      </w:tr>
+      <w:tr>
+        <w:tc>
+          <w:tcPr>
+            <w:tcW w:w="5000" w:type="pct"/>
+            <w:tcBorders>
+              <w:top w:val="nil"/>
+              <w:left w:val="nil"/>
+              <w:bottom w:val="single" w:sz="8" w:space="0" w:color="000000"/>
+              <w:right w:val="nil"/>
+            </w:tcBorders>
+            <w:shd w:val="clear" w:color="auto" w:fill="D9D9D9" w:themeFill="background1" w:themeFillShade="D9"/>
+          </w:tcPr>
+          <w:p>
+            <w:pPr>
+              <w:spacing w:after="0"/>
+              <w:rPr>
+                <w:sz w:val="16"/>
+                <w:szCs w:val="16"/>
+              </w:rPr>
+            </w:pPr>
+          </w:p>
+        </w:tc>
+      </w:tr>
+    </w:tbl>
     <w:p>
       <w:pPr>
         <w:pStyle w:val="Heading1"/>
       </w:pPr>
       <w:r>
         <w:lastRenderedPageBreak/>
-        <w:t>Grading</w:t>
+        <w:t>G</w:t>
+      </w:r>
+      <w:r>
+        <w:t>rading</w:t>
       </w:r>
     </w:p>
     <w:p>
@@ -1582,11 +2465,893 @@
         <w:t>DocPac Audit</w:t>
       </w:r>
     </w:p>
-    <w:p>
-      <w:r>
-        <w:t>Rubric to come</w:t>
-      </w:r>
-    </w:p>
+    <w:tbl>
+      <w:tblPr>
+        <w:tblStyle w:val="TableGrid"/>
+        <w:tblW w:w="10858" w:type="dxa"/>
+        <w:tblLayout w:type="fixed"/>
+        <w:tblLook w:val="04A0" w:firstRow="1" w:lastRow="0" w:firstColumn="1" w:lastColumn="0" w:noHBand="0" w:noVBand="1"/>
+      </w:tblPr>
+      <w:tblGrid>
+        <w:gridCol w:w="720"/>
+        <w:gridCol w:w="3168"/>
+        <w:gridCol w:w="6192"/>
+        <w:gridCol w:w="778"/>
+      </w:tblGrid>
+      <w:tr>
+        <w:trPr>
+          <w:trHeight w:val="70"/>
+        </w:trPr>
+        <w:tc>
+          <w:tcPr>
+            <w:tcW w:w="720" w:type="dxa"/>
+            <w:hideMark/>
+          </w:tcPr>
+          <w:p>
+            <w:pPr>
+              <w:jc w:val="center"/>
+              <w:rPr>
+                <w:rFonts w:ascii="Calibri" w:eastAsia="Times New Roman" w:hAnsi="Calibri" w:cs="Calibri"/>
+                <w:b/>
+                <w:color w:val="000000"/>
+                <w:sz w:val="22"/>
+                <w:szCs w:val="22"/>
+              </w:rPr>
+            </w:pPr>
+            <w:r>
+              <w:rPr>
+                <w:rFonts w:ascii="Calibri" w:eastAsia="Times New Roman" w:hAnsi="Calibri" w:cs="Calibri"/>
+                <w:b/>
+                <w:color w:val="000000"/>
+                <w:sz w:val="22"/>
+                <w:szCs w:val="22"/>
+              </w:rPr>
+              <w:t>1</w:t>
+            </w:r>
+          </w:p>
+        </w:tc>
+        <w:tc>
+          <w:tcPr>
+            <w:tcW w:w="3168" w:type="dxa"/>
+            <w:hideMark/>
+          </w:tcPr>
+          <w:p>
+            <w:pPr>
+              <w:rPr>
+                <w:rFonts w:ascii="Calibri" w:eastAsia="Times New Roman" w:hAnsi="Calibri" w:cs="Calibri"/>
+                <w:b/>
+                <w:color w:val="000000"/>
+                <w:sz w:val="22"/>
+                <w:szCs w:val="22"/>
+              </w:rPr>
+            </w:pPr>
+            <w:r>
+              <w:rPr>
+                <w:rFonts w:ascii="Calibri" w:eastAsia="Times New Roman" w:hAnsi="Calibri" w:cs="Calibri"/>
+                <w:b/>
+                <w:color w:val="000000"/>
+                <w:sz w:val="22"/>
+                <w:szCs w:val="22"/>
+              </w:rPr>
+              <w:t>DocPacs Organized</w:t>
+            </w:r>
+          </w:p>
+        </w:tc>
+        <w:tc>
+          <w:tcPr>
+            <w:tcW w:w="6192" w:type="dxa"/>
+            <w:hideMark/>
+          </w:tcPr>
+          <w:p>
+            <w:pPr>
+              <w:rPr>
+                <w:rFonts w:ascii="Calibri" w:eastAsia="Times New Roman" w:hAnsi="Calibri" w:cs="Calibri"/>
+                <w:color w:val="000000"/>
+                <w:sz w:val="22"/>
+                <w:szCs w:val="22"/>
+              </w:rPr>
+            </w:pPr>
+            <w:proofErr w:type="spellStart"/>
+            <w:r>
+              <w:rPr>
+                <w:rFonts w:ascii="Calibri" w:eastAsia="Times New Roman" w:hAnsi="Calibri" w:cs="Calibri"/>
+                <w:color w:val="000000"/>
+                <w:sz w:val="22"/>
+                <w:szCs w:val="22"/>
+              </w:rPr>
+              <w:t>Docpacs</w:t>
+            </w:r>
+            <w:proofErr w:type="spellEnd"/>
+            <w:r>
+              <w:rPr>
+                <w:rFonts w:ascii="Calibri" w:eastAsia="Times New Roman" w:hAnsi="Calibri" w:cs="Calibri"/>
+                <w:color w:val="000000"/>
+                <w:sz w:val="22"/>
+                <w:szCs w:val="22"/>
+              </w:rPr>
+              <w:t xml:space="preserve"> have the papers inside them that are required</w:t>
+            </w:r>
+            <w:r>
+              <w:rPr>
+                <w:rFonts w:ascii="Calibri" w:eastAsia="Times New Roman" w:hAnsi="Calibri" w:cs="Calibri"/>
+                <w:color w:val="000000"/>
+                <w:sz w:val="22"/>
+                <w:szCs w:val="22"/>
+              </w:rPr>
+              <w:t>. In order</w:t>
+            </w:r>
+          </w:p>
+        </w:tc>
+        <w:tc>
+          <w:tcPr>
+            <w:tcW w:w="778" w:type="dxa"/>
+            <w:noWrap/>
+            <w:hideMark/>
+          </w:tcPr>
+          <w:p>
+            <w:pPr>
+              <w:rPr>
+                <w:rFonts w:ascii="Calibri" w:eastAsia="Times New Roman" w:hAnsi="Calibri" w:cs="Calibri"/>
+                <w:color w:val="000000"/>
+                <w:sz w:val="22"/>
+                <w:szCs w:val="22"/>
+              </w:rPr>
+            </w:pPr>
+          </w:p>
+        </w:tc>
+      </w:tr>
+      <w:tr>
+        <w:trPr>
+          <w:trHeight w:val="70"/>
+        </w:trPr>
+        <w:tc>
+          <w:tcPr>
+            <w:tcW w:w="720" w:type="dxa"/>
+            <w:hideMark/>
+          </w:tcPr>
+          <w:p>
+            <w:pPr>
+              <w:jc w:val="center"/>
+              <w:rPr>
+                <w:rFonts w:ascii="Calibri" w:eastAsia="Times New Roman" w:hAnsi="Calibri" w:cs="Calibri"/>
+                <w:b/>
+                <w:color w:val="000000"/>
+                <w:sz w:val="22"/>
+                <w:szCs w:val="22"/>
+              </w:rPr>
+            </w:pPr>
+            <w:r>
+              <w:rPr>
+                <w:rFonts w:ascii="Calibri" w:eastAsia="Times New Roman" w:hAnsi="Calibri" w:cs="Calibri"/>
+                <w:b/>
+                <w:color w:val="000000"/>
+                <w:sz w:val="22"/>
+                <w:szCs w:val="22"/>
+              </w:rPr>
+              <w:t>2</w:t>
+            </w:r>
+          </w:p>
+        </w:tc>
+        <w:tc>
+          <w:tcPr>
+            <w:tcW w:w="3168" w:type="dxa"/>
+            <w:hideMark/>
+          </w:tcPr>
+          <w:p>
+            <w:pPr>
+              <w:rPr>
+                <w:rFonts w:ascii="Calibri" w:eastAsia="Times New Roman" w:hAnsi="Calibri" w:cs="Calibri"/>
+                <w:b/>
+                <w:color w:val="000000"/>
+                <w:sz w:val="22"/>
+                <w:szCs w:val="22"/>
+              </w:rPr>
+            </w:pPr>
+            <w:r>
+              <w:rPr>
+                <w:rFonts w:ascii="Calibri" w:eastAsia="Times New Roman" w:hAnsi="Calibri" w:cs="Calibri"/>
+                <w:b/>
+                <w:color w:val="000000"/>
+                <w:sz w:val="22"/>
+                <w:szCs w:val="22"/>
+              </w:rPr>
+              <w:t>DocPacs Present</w:t>
+            </w:r>
+          </w:p>
+        </w:tc>
+        <w:tc>
+          <w:tcPr>
+            <w:tcW w:w="6192" w:type="dxa"/>
+            <w:hideMark/>
+          </w:tcPr>
+          <w:p>
+            <w:pPr>
+              <w:rPr>
+                <w:rFonts w:ascii="Calibri" w:eastAsia="Times New Roman" w:hAnsi="Calibri" w:cs="Calibri"/>
+                <w:color w:val="000000"/>
+                <w:sz w:val="22"/>
+                <w:szCs w:val="22"/>
+              </w:rPr>
+            </w:pPr>
+            <w:r>
+              <w:rPr>
+                <w:rFonts w:ascii="Calibri" w:eastAsia="Times New Roman" w:hAnsi="Calibri" w:cs="Calibri"/>
+                <w:color w:val="000000"/>
+                <w:sz w:val="22"/>
+                <w:szCs w:val="22"/>
+              </w:rPr>
+              <w:t>No DocPacs are missing</w:t>
+            </w:r>
+          </w:p>
+        </w:tc>
+        <w:tc>
+          <w:tcPr>
+            <w:tcW w:w="778" w:type="dxa"/>
+            <w:noWrap/>
+            <w:hideMark/>
+          </w:tcPr>
+          <w:p>
+            <w:pPr>
+              <w:rPr>
+                <w:rFonts w:ascii="Calibri" w:eastAsia="Times New Roman" w:hAnsi="Calibri" w:cs="Calibri"/>
+                <w:color w:val="000000"/>
+                <w:sz w:val="22"/>
+                <w:szCs w:val="22"/>
+              </w:rPr>
+            </w:pPr>
+          </w:p>
+        </w:tc>
+      </w:tr>
+      <w:tr>
+        <w:trPr>
+          <w:trHeight w:val="70"/>
+        </w:trPr>
+        <w:tc>
+          <w:tcPr>
+            <w:tcW w:w="720" w:type="dxa"/>
+          </w:tcPr>
+          <w:p>
+            <w:pPr>
+              <w:jc w:val="center"/>
+              <w:rPr>
+                <w:rFonts w:ascii="Calibri" w:eastAsia="Times New Roman" w:hAnsi="Calibri" w:cs="Calibri"/>
+                <w:b/>
+                <w:color w:val="000000"/>
+                <w:sz w:val="22"/>
+                <w:szCs w:val="22"/>
+              </w:rPr>
+            </w:pPr>
+            <w:r>
+              <w:rPr>
+                <w:rFonts w:ascii="Calibri" w:eastAsia="Times New Roman" w:hAnsi="Calibri" w:cs="Calibri"/>
+                <w:b/>
+                <w:color w:val="000000"/>
+                <w:sz w:val="22"/>
+                <w:szCs w:val="22"/>
+              </w:rPr>
+              <w:t>3</w:t>
+            </w:r>
+          </w:p>
+        </w:tc>
+        <w:tc>
+          <w:tcPr>
+            <w:tcW w:w="3168" w:type="dxa"/>
+          </w:tcPr>
+          <w:p>
+            <w:pPr>
+              <w:rPr>
+                <w:rFonts w:ascii="Calibri" w:eastAsia="Times New Roman" w:hAnsi="Calibri" w:cs="Calibri"/>
+                <w:b/>
+                <w:color w:val="000000"/>
+                <w:sz w:val="22"/>
+                <w:szCs w:val="22"/>
+              </w:rPr>
+            </w:pPr>
+            <w:r>
+              <w:rPr>
+                <w:rFonts w:ascii="Calibri" w:eastAsia="Times New Roman" w:hAnsi="Calibri" w:cs="Calibri"/>
+                <w:b/>
+                <w:color w:val="000000"/>
+                <w:sz w:val="22"/>
+                <w:szCs w:val="22"/>
+              </w:rPr>
+              <w:t>DocPacs in good condition</w:t>
+            </w:r>
+          </w:p>
+        </w:tc>
+        <w:tc>
+          <w:tcPr>
+            <w:tcW w:w="6192" w:type="dxa"/>
+          </w:tcPr>
+          <w:p>
+            <w:pPr>
+              <w:rPr>
+                <w:rFonts w:ascii="Calibri" w:eastAsia="Times New Roman" w:hAnsi="Calibri" w:cs="Calibri"/>
+                <w:color w:val="000000"/>
+                <w:sz w:val="22"/>
+                <w:szCs w:val="22"/>
+              </w:rPr>
+            </w:pPr>
+            <w:proofErr w:type="spellStart"/>
+            <w:r>
+              <w:rPr>
+                <w:rFonts w:ascii="Calibri" w:eastAsia="Times New Roman" w:hAnsi="Calibri" w:cs="Calibri"/>
+                <w:color w:val="000000"/>
+                <w:sz w:val="22"/>
+                <w:szCs w:val="22"/>
+              </w:rPr>
+              <w:t>Docpacs</w:t>
+            </w:r>
+            <w:proofErr w:type="spellEnd"/>
+            <w:r>
+              <w:rPr>
+                <w:rFonts w:ascii="Calibri" w:eastAsia="Times New Roman" w:hAnsi="Calibri" w:cs="Calibri"/>
+                <w:color w:val="000000"/>
+                <w:sz w:val="22"/>
+                <w:szCs w:val="22"/>
+              </w:rPr>
+              <w:t xml:space="preserve"> are folded neatly, </w:t>
+            </w:r>
+            <w:proofErr w:type="spellStart"/>
+            <w:r>
+              <w:rPr>
+                <w:rFonts w:ascii="Calibri" w:eastAsia="Times New Roman" w:hAnsi="Calibri" w:cs="Calibri"/>
+                <w:color w:val="000000"/>
+                <w:sz w:val="22"/>
+                <w:szCs w:val="22"/>
+              </w:rPr>
+              <w:t>uncrinkled</w:t>
+            </w:r>
+            <w:proofErr w:type="spellEnd"/>
+            <w:r>
+              <w:rPr>
+                <w:rFonts w:ascii="Calibri" w:eastAsia="Times New Roman" w:hAnsi="Calibri" w:cs="Calibri"/>
+                <w:color w:val="000000"/>
+                <w:sz w:val="22"/>
+                <w:szCs w:val="22"/>
+              </w:rPr>
+              <w:t xml:space="preserve">, </w:t>
+            </w:r>
+            <w:proofErr w:type="spellStart"/>
+            <w:r>
+              <w:rPr>
+                <w:rFonts w:ascii="Calibri" w:eastAsia="Times New Roman" w:hAnsi="Calibri" w:cs="Calibri"/>
+                <w:color w:val="000000"/>
+                <w:sz w:val="22"/>
+                <w:szCs w:val="22"/>
+              </w:rPr>
+              <w:t>unscribbled</w:t>
+            </w:r>
+            <w:proofErr w:type="spellEnd"/>
+            <w:r>
+              <w:rPr>
+                <w:rFonts w:ascii="Calibri" w:eastAsia="Times New Roman" w:hAnsi="Calibri" w:cs="Calibri"/>
+                <w:color w:val="000000"/>
+                <w:sz w:val="22"/>
+                <w:szCs w:val="22"/>
+              </w:rPr>
+              <w:t>, three holes</w:t>
+            </w:r>
+          </w:p>
+        </w:tc>
+        <w:tc>
+          <w:tcPr>
+            <w:tcW w:w="778" w:type="dxa"/>
+            <w:noWrap/>
+          </w:tcPr>
+          <w:p>
+            <w:pPr>
+              <w:rPr>
+                <w:rFonts w:ascii="Calibri" w:eastAsia="Times New Roman" w:hAnsi="Calibri" w:cs="Calibri"/>
+                <w:color w:val="000000"/>
+                <w:sz w:val="22"/>
+                <w:szCs w:val="22"/>
+              </w:rPr>
+            </w:pPr>
+          </w:p>
+        </w:tc>
+      </w:tr>
+      <w:tr>
+        <w:trPr>
+          <w:trHeight w:val="70"/>
+        </w:trPr>
+        <w:tc>
+          <w:tcPr>
+            <w:tcW w:w="720" w:type="dxa"/>
+          </w:tcPr>
+          <w:p>
+            <w:pPr>
+              <w:jc w:val="center"/>
+              <w:rPr>
+                <w:rFonts w:ascii="Calibri" w:eastAsia="Times New Roman" w:hAnsi="Calibri" w:cs="Calibri"/>
+                <w:b/>
+                <w:color w:val="000000"/>
+                <w:sz w:val="22"/>
+                <w:szCs w:val="22"/>
+              </w:rPr>
+            </w:pPr>
+            <w:r>
+              <w:rPr>
+                <w:rFonts w:ascii="Calibri" w:eastAsia="Times New Roman" w:hAnsi="Calibri" w:cs="Calibri"/>
+                <w:b/>
+                <w:color w:val="000000"/>
+                <w:sz w:val="22"/>
+                <w:szCs w:val="22"/>
+              </w:rPr>
+              <w:t>4</w:t>
+            </w:r>
+          </w:p>
+        </w:tc>
+        <w:tc>
+          <w:tcPr>
+            <w:tcW w:w="3168" w:type="dxa"/>
+          </w:tcPr>
+          <w:p>
+            <w:pPr>
+              <w:rPr>
+                <w:rFonts w:ascii="Calibri" w:eastAsia="Times New Roman" w:hAnsi="Calibri" w:cs="Calibri"/>
+                <w:b/>
+                <w:color w:val="000000"/>
+                <w:sz w:val="22"/>
+                <w:szCs w:val="22"/>
+              </w:rPr>
+            </w:pPr>
+            <w:r>
+              <w:rPr>
+                <w:rFonts w:ascii="Calibri" w:eastAsia="Times New Roman" w:hAnsi="Calibri" w:cs="Calibri"/>
+                <w:b/>
+                <w:color w:val="000000"/>
+                <w:sz w:val="22"/>
+                <w:szCs w:val="22"/>
+              </w:rPr>
+              <w:t>DocPac binder condition</w:t>
+            </w:r>
+          </w:p>
+        </w:tc>
+        <w:tc>
+          <w:tcPr>
+            <w:tcW w:w="6192" w:type="dxa"/>
+          </w:tcPr>
+          <w:p>
+            <w:pPr>
+              <w:rPr>
+                <w:rFonts w:ascii="Calibri" w:eastAsia="Times New Roman" w:hAnsi="Calibri" w:cs="Calibri"/>
+                <w:color w:val="000000"/>
+                <w:sz w:val="22"/>
+                <w:szCs w:val="22"/>
+              </w:rPr>
+            </w:pPr>
+            <w:r>
+              <w:rPr>
+                <w:rFonts w:ascii="Calibri" w:eastAsia="Times New Roman" w:hAnsi="Calibri" w:cs="Calibri"/>
+                <w:color w:val="000000"/>
+                <w:sz w:val="22"/>
+                <w:szCs w:val="22"/>
+              </w:rPr>
+              <w:t>DocPac is clean. Papers and label aren’t falling out</w:t>
+            </w:r>
+          </w:p>
+        </w:tc>
+        <w:tc>
+          <w:tcPr>
+            <w:tcW w:w="778" w:type="dxa"/>
+            <w:noWrap/>
+          </w:tcPr>
+          <w:p>
+            <w:pPr>
+              <w:rPr>
+                <w:rFonts w:ascii="Calibri" w:eastAsia="Times New Roman" w:hAnsi="Calibri" w:cs="Calibri"/>
+                <w:color w:val="000000"/>
+                <w:sz w:val="22"/>
+                <w:szCs w:val="22"/>
+              </w:rPr>
+            </w:pPr>
+          </w:p>
+        </w:tc>
+      </w:tr>
+      <w:tr>
+        <w:trPr>
+          <w:trHeight w:val="70"/>
+        </w:trPr>
+        <w:tc>
+          <w:tcPr>
+            <w:tcW w:w="720" w:type="dxa"/>
+          </w:tcPr>
+          <w:p>
+            <w:pPr>
+              <w:jc w:val="center"/>
+              <w:rPr>
+                <w:rFonts w:ascii="Calibri" w:eastAsia="Times New Roman" w:hAnsi="Calibri" w:cs="Calibri"/>
+                <w:b/>
+                <w:color w:val="000000"/>
+                <w:sz w:val="22"/>
+                <w:szCs w:val="22"/>
+              </w:rPr>
+            </w:pPr>
+            <w:r>
+              <w:rPr>
+                <w:rFonts w:ascii="Calibri" w:eastAsia="Times New Roman" w:hAnsi="Calibri" w:cs="Calibri"/>
+                <w:b/>
+                <w:color w:val="000000"/>
+                <w:sz w:val="22"/>
+                <w:szCs w:val="22"/>
+              </w:rPr>
+              <w:t>5</w:t>
+            </w:r>
+          </w:p>
+        </w:tc>
+        <w:tc>
+          <w:tcPr>
+            <w:tcW w:w="3168" w:type="dxa"/>
+          </w:tcPr>
+          <w:p>
+            <w:pPr>
+              <w:rPr>
+                <w:rFonts w:ascii="Calibri" w:eastAsia="Times New Roman" w:hAnsi="Calibri" w:cs="Calibri"/>
+                <w:b/>
+                <w:color w:val="000000"/>
+                <w:sz w:val="22"/>
+                <w:szCs w:val="22"/>
+              </w:rPr>
+            </w:pPr>
+            <w:r>
+              <w:rPr>
+                <w:rFonts w:ascii="Calibri" w:eastAsia="Times New Roman" w:hAnsi="Calibri" w:cs="Calibri"/>
+                <w:b/>
+                <w:color w:val="000000"/>
+                <w:sz w:val="22"/>
+                <w:szCs w:val="22"/>
+              </w:rPr>
+              <w:t>Daily Reflections Present</w:t>
+            </w:r>
+          </w:p>
+        </w:tc>
+        <w:tc>
+          <w:tcPr>
+            <w:tcW w:w="6192" w:type="dxa"/>
+          </w:tcPr>
+          <w:p>
+            <w:pPr>
+              <w:rPr>
+                <w:rFonts w:ascii="Calibri" w:eastAsia="Times New Roman" w:hAnsi="Calibri" w:cs="Calibri"/>
+                <w:color w:val="000000"/>
+                <w:sz w:val="22"/>
+                <w:szCs w:val="22"/>
+              </w:rPr>
+            </w:pPr>
+            <w:r>
+              <w:rPr>
+                <w:rFonts w:ascii="Calibri" w:eastAsia="Times New Roman" w:hAnsi="Calibri" w:cs="Calibri"/>
+                <w:color w:val="000000"/>
+                <w:sz w:val="22"/>
+                <w:szCs w:val="22"/>
+              </w:rPr>
+              <w:t>All “Reflect on the Day” papers in their folders or DP10, in order</w:t>
+            </w:r>
+          </w:p>
+        </w:tc>
+        <w:tc>
+          <w:tcPr>
+            <w:tcW w:w="778" w:type="dxa"/>
+            <w:noWrap/>
+          </w:tcPr>
+          <w:p>
+            <w:pPr>
+              <w:rPr>
+                <w:rFonts w:ascii="Calibri" w:eastAsia="Times New Roman" w:hAnsi="Calibri" w:cs="Calibri"/>
+                <w:color w:val="000000"/>
+                <w:sz w:val="22"/>
+                <w:szCs w:val="22"/>
+              </w:rPr>
+            </w:pPr>
+          </w:p>
+        </w:tc>
+      </w:tr>
+      <w:tr>
+        <w:trPr>
+          <w:trHeight w:val="70"/>
+        </w:trPr>
+        <w:tc>
+          <w:tcPr>
+            <w:tcW w:w="720" w:type="dxa"/>
+          </w:tcPr>
+          <w:p>
+            <w:pPr>
+              <w:jc w:val="center"/>
+              <w:rPr>
+                <w:rFonts w:ascii="Calibri" w:eastAsia="Times New Roman" w:hAnsi="Calibri" w:cs="Calibri"/>
+                <w:b/>
+                <w:color w:val="000000"/>
+                <w:sz w:val="22"/>
+                <w:szCs w:val="22"/>
+              </w:rPr>
+            </w:pPr>
+            <w:r>
+              <w:rPr>
+                <w:rFonts w:ascii="Calibri" w:eastAsia="Times New Roman" w:hAnsi="Calibri" w:cs="Calibri"/>
+                <w:b/>
+                <w:color w:val="000000"/>
+                <w:sz w:val="22"/>
+                <w:szCs w:val="22"/>
+              </w:rPr>
+              <w:t>6</w:t>
+            </w:r>
+          </w:p>
+        </w:tc>
+        <w:tc>
+          <w:tcPr>
+            <w:tcW w:w="3168" w:type="dxa"/>
+          </w:tcPr>
+          <w:p>
+            <w:pPr>
+              <w:rPr>
+                <w:rFonts w:ascii="Calibri" w:eastAsia="Times New Roman" w:hAnsi="Calibri" w:cs="Calibri"/>
+                <w:b/>
+                <w:color w:val="000000"/>
+                <w:sz w:val="22"/>
+                <w:szCs w:val="22"/>
+              </w:rPr>
+            </w:pPr>
+            <w:r>
+              <w:rPr>
+                <w:rFonts w:ascii="Calibri" w:eastAsia="Times New Roman" w:hAnsi="Calibri" w:cs="Calibri"/>
+                <w:b/>
+                <w:color w:val="000000"/>
+                <w:sz w:val="22"/>
+                <w:szCs w:val="22"/>
+              </w:rPr>
+              <w:t>Totals Tallied</w:t>
+            </w:r>
+          </w:p>
+        </w:tc>
+        <w:tc>
+          <w:tcPr>
+            <w:tcW w:w="6192" w:type="dxa"/>
+          </w:tcPr>
+          <w:p>
+            <w:pPr>
+              <w:rPr>
+                <w:rFonts w:ascii="Calibri" w:eastAsia="Times New Roman" w:hAnsi="Calibri" w:cs="Calibri"/>
+                <w:color w:val="000000"/>
+                <w:sz w:val="22"/>
+                <w:szCs w:val="22"/>
+              </w:rPr>
+            </w:pPr>
+            <w:r>
+              <w:rPr>
+                <w:rFonts w:ascii="Calibri" w:eastAsia="Times New Roman" w:hAnsi="Calibri" w:cs="Calibri"/>
+                <w:color w:val="000000"/>
+                <w:sz w:val="22"/>
+                <w:szCs w:val="22"/>
+              </w:rPr>
+              <w:t>Calculated the number of 1’s in all Daily Reflections</w:t>
+            </w:r>
+          </w:p>
+        </w:tc>
+        <w:tc>
+          <w:tcPr>
+            <w:tcW w:w="778" w:type="dxa"/>
+            <w:noWrap/>
+          </w:tcPr>
+          <w:p>
+            <w:pPr>
+              <w:rPr>
+                <w:rFonts w:ascii="Calibri" w:eastAsia="Times New Roman" w:hAnsi="Calibri" w:cs="Calibri"/>
+                <w:color w:val="000000"/>
+                <w:sz w:val="22"/>
+                <w:szCs w:val="22"/>
+              </w:rPr>
+            </w:pPr>
+          </w:p>
+        </w:tc>
+      </w:tr>
+      <w:tr>
+        <w:trPr>
+          <w:trHeight w:val="70"/>
+        </w:trPr>
+        <w:tc>
+          <w:tcPr>
+            <w:tcW w:w="720" w:type="dxa"/>
+          </w:tcPr>
+          <w:p>
+            <w:pPr>
+              <w:jc w:val="center"/>
+              <w:rPr>
+                <w:rFonts w:ascii="Calibri" w:eastAsia="Times New Roman" w:hAnsi="Calibri" w:cs="Calibri"/>
+                <w:b/>
+                <w:color w:val="000000"/>
+                <w:sz w:val="22"/>
+                <w:szCs w:val="22"/>
+              </w:rPr>
+            </w:pPr>
+            <w:r>
+              <w:rPr>
+                <w:rFonts w:ascii="Calibri" w:eastAsia="Times New Roman" w:hAnsi="Calibri" w:cs="Calibri"/>
+                <w:b/>
+                <w:color w:val="000000"/>
+                <w:sz w:val="22"/>
+                <w:szCs w:val="22"/>
+              </w:rPr>
+              <w:t>7</w:t>
+            </w:r>
+          </w:p>
+        </w:tc>
+        <w:tc>
+          <w:tcPr>
+            <w:tcW w:w="3168" w:type="dxa"/>
+          </w:tcPr>
+          <w:p>
+            <w:pPr>
+              <w:rPr>
+                <w:rFonts w:ascii="Calibri" w:eastAsia="Times New Roman" w:hAnsi="Calibri" w:cs="Calibri"/>
+                <w:b/>
+                <w:color w:val="000000"/>
+                <w:sz w:val="22"/>
+                <w:szCs w:val="22"/>
+              </w:rPr>
+            </w:pPr>
+            <w:r>
+              <w:rPr>
+                <w:rFonts w:ascii="Calibri" w:eastAsia="Times New Roman" w:hAnsi="Calibri" w:cs="Calibri"/>
+                <w:b/>
+                <w:color w:val="000000"/>
+                <w:sz w:val="22"/>
+                <w:szCs w:val="22"/>
+              </w:rPr>
+              <w:t>Analysis Complete</w:t>
+            </w:r>
+          </w:p>
+        </w:tc>
+        <w:tc>
+          <w:tcPr>
+            <w:tcW w:w="6192" w:type="dxa"/>
+          </w:tcPr>
+          <w:p>
+            <w:pPr>
+              <w:rPr>
+                <w:rFonts w:ascii="Calibri" w:eastAsia="Times New Roman" w:hAnsi="Calibri" w:cs="Calibri"/>
+                <w:color w:val="000000"/>
+                <w:sz w:val="22"/>
+                <w:szCs w:val="22"/>
+              </w:rPr>
+            </w:pPr>
+            <w:r>
+              <w:rPr>
+                <w:rFonts w:ascii="Calibri" w:eastAsia="Times New Roman" w:hAnsi="Calibri" w:cs="Calibri"/>
+                <w:color w:val="000000"/>
+                <w:sz w:val="22"/>
+                <w:szCs w:val="22"/>
+              </w:rPr>
+              <w:t>Overall insights and lowest category analyzed sincerely</w:t>
+            </w:r>
+          </w:p>
+        </w:tc>
+        <w:tc>
+          <w:tcPr>
+            <w:tcW w:w="778" w:type="dxa"/>
+            <w:noWrap/>
+          </w:tcPr>
+          <w:p>
+            <w:pPr>
+              <w:rPr>
+                <w:rFonts w:ascii="Calibri" w:eastAsia="Times New Roman" w:hAnsi="Calibri" w:cs="Calibri"/>
+                <w:color w:val="000000"/>
+                <w:sz w:val="22"/>
+                <w:szCs w:val="22"/>
+              </w:rPr>
+            </w:pPr>
+          </w:p>
+        </w:tc>
+      </w:tr>
+      <w:tr>
+        <w:trPr>
+          <w:trHeight w:val="70"/>
+        </w:trPr>
+        <w:tc>
+          <w:tcPr>
+            <w:tcW w:w="720" w:type="dxa"/>
+          </w:tcPr>
+          <w:p>
+            <w:pPr>
+              <w:jc w:val="center"/>
+              <w:rPr>
+                <w:rFonts w:ascii="Calibri" w:eastAsia="Times New Roman" w:hAnsi="Calibri" w:cs="Calibri"/>
+                <w:b/>
+                <w:color w:val="000000"/>
+                <w:sz w:val="22"/>
+                <w:szCs w:val="22"/>
+              </w:rPr>
+            </w:pPr>
+            <w:r>
+              <w:rPr>
+                <w:rFonts w:ascii="Calibri" w:eastAsia="Times New Roman" w:hAnsi="Calibri" w:cs="Calibri"/>
+                <w:b/>
+                <w:color w:val="000000"/>
+                <w:sz w:val="22"/>
+                <w:szCs w:val="22"/>
+              </w:rPr>
+              <w:t>8</w:t>
+            </w:r>
+          </w:p>
+        </w:tc>
+        <w:tc>
+          <w:tcPr>
+            <w:tcW w:w="3168" w:type="dxa"/>
+          </w:tcPr>
+          <w:p>
+            <w:pPr>
+              <w:rPr>
+                <w:rFonts w:ascii="Calibri" w:eastAsia="Times New Roman" w:hAnsi="Calibri" w:cs="Calibri"/>
+                <w:b/>
+                <w:color w:val="000000"/>
+                <w:sz w:val="22"/>
+                <w:szCs w:val="22"/>
+              </w:rPr>
+            </w:pPr>
+            <w:r>
+              <w:rPr>
+                <w:rFonts w:ascii="Calibri" w:eastAsia="Times New Roman" w:hAnsi="Calibri" w:cs="Calibri"/>
+                <w:b/>
+                <w:color w:val="000000"/>
+                <w:sz w:val="22"/>
+                <w:szCs w:val="22"/>
+              </w:rPr>
+              <w:t>Reflections</w:t>
+            </w:r>
+            <w:r>
+              <w:rPr>
+                <w:rFonts w:ascii="Calibri" w:eastAsia="Times New Roman" w:hAnsi="Calibri" w:cs="Calibri"/>
+                <w:b/>
+                <w:color w:val="000000"/>
+                <w:sz w:val="22"/>
+                <w:szCs w:val="22"/>
+              </w:rPr>
+              <w:t xml:space="preserve"> Complete</w:t>
+            </w:r>
+          </w:p>
+        </w:tc>
+        <w:tc>
+          <w:tcPr>
+            <w:tcW w:w="6192" w:type="dxa"/>
+          </w:tcPr>
+          <w:p>
+            <w:pPr>
+              <w:rPr>
+                <w:rFonts w:ascii="Calibri" w:eastAsia="Times New Roman" w:hAnsi="Calibri" w:cs="Calibri"/>
+                <w:color w:val="000000"/>
+                <w:sz w:val="22"/>
+                <w:szCs w:val="22"/>
+              </w:rPr>
+            </w:pPr>
+            <w:r>
+              <w:rPr>
+                <w:rFonts w:ascii="Calibri" w:eastAsia="Times New Roman" w:hAnsi="Calibri" w:cs="Calibri"/>
+                <w:color w:val="000000"/>
+                <w:sz w:val="22"/>
+                <w:szCs w:val="22"/>
+              </w:rPr>
+              <w:t>Reflections in DP10 completed sincerely, as usual</w:t>
+            </w:r>
+          </w:p>
+        </w:tc>
+        <w:tc>
+          <w:tcPr>
+            <w:tcW w:w="778" w:type="dxa"/>
+            <w:noWrap/>
+          </w:tcPr>
+          <w:p>
+            <w:pPr>
+              <w:rPr>
+                <w:rFonts w:ascii="Calibri" w:eastAsia="Times New Roman" w:hAnsi="Calibri" w:cs="Calibri"/>
+                <w:color w:val="000000"/>
+                <w:sz w:val="22"/>
+                <w:szCs w:val="22"/>
+              </w:rPr>
+            </w:pPr>
+          </w:p>
+        </w:tc>
+      </w:tr>
+    </w:tbl>
     <w:p>
       <w:pPr>
         <w:pStyle w:val="Heading1"/>
@@ -1823,7 +3588,13 @@
         <w:t>Weekly</w:t>
       </w:r>
       <w:r>
-        <w:t xml:space="preserve"> Scrum </w:t>
+        <w:t xml:space="preserve"> Scrum</w:t>
+      </w:r>
+      <w:r>
+        <w:t>*</w:t>
+      </w:r>
+      <w:r>
+        <w:t xml:space="preserve"> </w:t>
       </w:r>
       <w:proofErr w:type="gramStart"/>
       <w:r>
@@ -8945,12 +10716,6 @@
 </file>
 
 <file path=customXml/item1.xml><?xml version="1.0" encoding="utf-8"?>
-<p:properties xmlns:p="http://schemas.microsoft.com/office/2006/metadata/properties" xmlns:xsi="http://www.w3.org/2001/XMLSchema-instance" xmlns:pc="http://schemas.microsoft.com/office/infopath/2007/PartnerControls">
-  <documentManagement/>
-</p:properties>
-</file>
-
-<file path=customXml/item2.xml><?xml version="1.0" encoding="utf-8"?>
 <ct:contentTypeSchema xmlns:ct="http://schemas.microsoft.com/office/2006/metadata/contentType" xmlns:ma="http://schemas.microsoft.com/office/2006/metadata/properties/metaAttributes" ct:_="" ma:_="" ma:contentTypeName="Document" ma:contentTypeID="0x010100ABA223F759147049B9D8A25DED07DD24" ma:contentTypeVersion="14" ma:contentTypeDescription="Create a new document." ma:contentTypeScope="" ma:versionID="754cccfe17833f4d06e0267dc9c12ab7">
   <xsd:schema xmlns:xsd="http://www.w3.org/2001/XMLSchema" xmlns:xs="http://www.w3.org/2001/XMLSchema" xmlns:p="http://schemas.microsoft.com/office/2006/metadata/properties" xmlns:ns3="cc9255bc-4d99-4f42-bba5-857cbcc6e725" xmlns:ns4="fc2bff61-6a31-4c51-9f32-b9bba46405e5" targetNamespace="http://schemas.microsoft.com/office/2006/metadata/properties" ma:root="true" ma:fieldsID="e32414dc8724dfdc561355c14801bc84" ns3:_="" ns4:_="">
     <xsd:import namespace="cc9255bc-4d99-4f42-bba5-857cbcc6e725"/>
@@ -9179,6 +10944,12 @@
 </ct:contentTypeSchema>
 </file>
 
+<file path=customXml/item2.xml><?xml version="1.0" encoding="utf-8"?>
+<p:properties xmlns:p="http://schemas.microsoft.com/office/2006/metadata/properties" xmlns:xsi="http://www.w3.org/2001/XMLSchema-instance" xmlns:pc="http://schemas.microsoft.com/office/infopath/2007/PartnerControls">
+  <documentManagement/>
+</p:properties>
+</file>
+
 <file path=customXml/item3.xml><?xml version="1.0" encoding="utf-8"?>
 <?mso-contentType ?>
 <FormTemplates xmlns="http://schemas.microsoft.com/sharepoint/v3/contenttype/forms">
@@ -9193,15 +10964,6 @@
 </file>
 
 <file path=customXml/itemProps1.xml><?xml version="1.0" encoding="utf-8"?>
-<ds:datastoreItem xmlns:ds="http://schemas.openxmlformats.org/officeDocument/2006/customXml" ds:itemID="{1A5F5AF1-B05B-4704-B970-F66948F444EC}">
-  <ds:schemaRefs>
-    <ds:schemaRef ds:uri="http://schemas.microsoft.com/office/2006/metadata/properties"/>
-    <ds:schemaRef ds:uri="http://schemas.microsoft.com/office/infopath/2007/PartnerControls"/>
-  </ds:schemaRefs>
-</ds:datastoreItem>
-</file>
-
-<file path=customXml/itemProps2.xml><?xml version="1.0" encoding="utf-8"?>
 <ds:datastoreItem xmlns:ds="http://schemas.openxmlformats.org/officeDocument/2006/customXml" ds:itemID="{DDA83A75-2CCD-4D1B-9315-5B4B38A21415}">
   <ds:schemaRefs>
     <ds:schemaRef ds:uri="http://schemas.microsoft.com/office/2006/metadata/contentType"/>
@@ -9220,6 +10982,15 @@
 </ds:datastoreItem>
 </file>
 
+<file path=customXml/itemProps2.xml><?xml version="1.0" encoding="utf-8"?>
+<ds:datastoreItem xmlns:ds="http://schemas.openxmlformats.org/officeDocument/2006/customXml" ds:itemID="{1A5F5AF1-B05B-4704-B970-F66948F444EC}">
+  <ds:schemaRefs>
+    <ds:schemaRef ds:uri="http://schemas.microsoft.com/office/2006/metadata/properties"/>
+    <ds:schemaRef ds:uri="http://schemas.microsoft.com/office/infopath/2007/PartnerControls"/>
+  </ds:schemaRefs>
+</ds:datastoreItem>
+</file>
+
 <file path=customXml/itemProps3.xml><?xml version="1.0" encoding="utf-8"?>
 <ds:datastoreItem xmlns:ds="http://schemas.openxmlformats.org/officeDocument/2006/customXml" ds:itemID="{7BFD71E4-33D5-445D-9CFC-21F1C7989C0E}">
   <ds:schemaRefs>
@@ -9229,7 +11000,7 @@
 </file>
 
 <file path=customXml/itemProps4.xml><?xml version="1.0" encoding="utf-8"?>
-<ds:datastoreItem xmlns:ds="http://schemas.openxmlformats.org/officeDocument/2006/customXml" ds:itemID="{2E72EC86-A102-4558-8E41-F4285589630B}">
+<ds:datastoreItem xmlns:ds="http://schemas.openxmlformats.org/officeDocument/2006/customXml" ds:itemID="{E1F6FB64-1A14-4C71-84C5-79D6A269B21E}">
   <ds:schemaRefs>
     <ds:schemaRef ds:uri="http://schemas.openxmlformats.org/officeDocument/2006/bibliography"/>
   </ds:schemaRefs>
